--- a/2026 الى 2027/التكليف 2027/الفصل الأول/تكليف تحضير حادي عشر علمي 2027.docx
+++ b/2026 الى 2027/التكليف 2027/الفصل الأول/تكليف تحضير حادي عشر علمي 2027.docx
@@ -237,7 +237,7 @@
           <w:u w:val="single"/>
           <w:rtl/>
         </w:rPr>
-        <w:t>6</w:t>
+        <w:t>7</w:t>
       </w:r>
     </w:p>
     <w:p>
